--- a/SDLC 2026 - BSI Control Testing/BSI.IT.23.C25 Implement & Deployment/BSI.IT.23.C25_Implement_and_Deployment_Testing_Procedures.docx
+++ b/SDLC 2026 - BSI Control Testing/BSI.IT.23.C25 Implement & Deployment/BSI.IT.23.C25_Implement_and_Deployment_Testing_Procedures.docx
@@ -527,6 +527,11 @@
       <w:r>
         <w:rPr/>
         <w:t>The sample includes initial and enhancement releases, two platforms (Appian and T24), different approvers and implementation dates across the period, so it is sufficient to assess whether implementation plans were documented and approved before production and whether the control operated consistently.</w:t>
+      </w:r>
+    </w:p>
+    <w:p>
+      <w:r>
+        <w:t>Samples: the two projects provided in the evidence folder (New Evidences SDLC Controls-10-30-2026\SDLC Controls-10-30-2026\Evidence) – Sample 1 ALCO – Security Lending (DH 3263) and Sample 2 Derivatives Non-Deliverable Forwards – NDF (DH 3264). Each sample covers both releases of the project.</w:t>
       </w:r>
     </w:p>
     <w:p/>

--- a/SDLC 2026 - BSI Control Testing/BSI.IT.23.C25 Implement & Deployment/BSI.IT.23.C25_Implement_and_Deployment_Testing_Procedures.docx
+++ b/SDLC 2026 - BSI Control Testing/BSI.IT.23.C25 Implement & Deployment/BSI.IT.23.C25_Implement_and_Deployment_Testing_Procedures.docx
@@ -62,7 +62,7 @@
         <w:rPr>
           <w:b/>
         </w:rPr>
-        <w:t>Walkthrough / Test of One summary</w:t>
+        <w:t>Process understanding</w:t>
       </w:r>
     </w:p>
     <w:p>
@@ -74,12 +74,6 @@
     <w:p>
       <w:r>
         <w:rPr/>
-        <w:t>Test of One: RLSE1270306 / CHG002670462 (DH 3264 NDF Release 01, production 01/28/2026 02:40) was traced end to end – population (C25.02), PIP "ND Deal" (C25.10), release ticket plan, approvals, work notes and closure (C25.08) and the ServiceNow screen (C25.09). The plan contained implementation tasks, 44 T24 routines and a rollback plan, and was approved by IT (Development Manager and Development Director), Business (Ted Fernandez) and Change Management before implementation. No exception was noted.</w:t>
-      </w:r>
-    </w:p>
-    <w:p>
-      <w:r>
-        <w:rPr/>
         <w:t>Note: per the RCSA Testing Procedure (§4.3) walkthroughs are performed annually. The last walkthrough was held on 08/13/2025 (more than 12 months before Cycle 2 testing) and the 2026 process map is still in Draft. A 2026 walkthrough / confirmation of no change with the control owner is required (OBS-01).</w:t>
       </w:r>
     </w:p>
@@ -441,21 +435,69 @@
         <w:rPr>
           <w:b/>
         </w:rPr>
-        <w:t>Overall Control Design Assessment Rating</w:t>
-      </w:r>
-    </w:p>
-    <w:p>
-      <w:r>
-        <w:rPr>
-          <w:b/>
-        </w:rPr>
-        <w:t>Comment:</w:t>
-      </w:r>
-    </w:p>
-    <w:p>
-      <w:r>
-        <w:rPr/>
-        <w:t>The control is designed with an appropriate trigger (every production deployment, before implementation), has a defined audit trail in ServiceNow, is aligned with the Santander US SDLC Standard, the BSI SDLC process map and the Change Management process, and has a fully defined escalation process including a mandatory rollback plan. Information supporting the control is Moderately Reliable and evidence is simple to obtain.</w:t>
+        <w:t>8. Walkthrough / Test of One Summary (EASE – CDA Job Aid §4.1)</w:t>
+      </w:r>
+    </w:p>
+    <w:p>
+      <w:r>
+        <w:t>On 10/30/2026, Edward (IT RCSA) performed the CDA Walkthrough / Test of One for BSI.IT.23.C25 Implement &amp; Deployment through inspection of Sample 1 ALCO – Security Lending (DH 3263) and Sample 2 Derivatives Non-Deliverable Forwards – NDF (DH 3264), the two projects provided in the evidence folder and selected from the Delivery Hub SDLC Project List for 09/01/2025 – 08/31/2026. The process understanding is based on the walkthrough of 08/13/2025 with Jose Luis Martinez Avial and the 2026 SDLC process map.</w:t>
+      </w:r>
+    </w:p>
+    <w:p>
+      <w:r>
+        <w:t>The control is triggered by every production deployment of an SDLC project (ServiceNow release / change) and performed in every operation by the developers, who document the implementation plan; IT Development, Business, InfoSec (where applicable) and Change Management approve it before deployment.</w:t>
+      </w:r>
+    </w:p>
+    <w:p>
+      <w:r>
+        <w:t>Sample 1 – Security Lending: the tester reviewed RLSE1271544 (Appian – ticket plan and Deployment Plan, approvals 01/14 – 02/24/2026, production 03/13/2026) and RLSE1370716 (T24 – PIP-RLSE1370716, approvals 06/11 – 06/16/2026, production 06/26/2026) (C25.03 – C25.07).</w:t>
+      </w:r>
+    </w:p>
+    <w:p>
+      <w:r>
+        <w:t>Sample 2 – NDF: the tester reviewed RLSE1270306 (PIP ND Deal, approvals 01/21 – 01/27/2026, production 01/28/2026) and RLSE1329424 (PIP ND Deal Release2 v1.3, approvals 04/23 – 05/06/2026, production 05/08/2026) (C25.08 – C25.13).</w:t>
+      </w:r>
+    </w:p>
+    <w:p>
+      <w:r>
+        <w:t>The evidence demonstrates that implementation plans with tasks, components and rollback were documented and approved before deployment; it is retained in ServiceNow. If a deployment fails, the rollback plan is applied and the CAB post-implementation review records the result. Variation: Appian and T24 platforms.</w:t>
+      </w:r>
+    </w:p>
+    <w:p>
+      <w:r>
+        <w:t>Based on the walkthrough and evidence reviewed, observation OBS-10 / OI-06 (final plan versions attached after the last approval) was identified. The control is appropriately designed to mitigate BSI.IT.23.R6 because every deployment requires an approved plan with rollback before implementation.</w:t>
+      </w:r>
+    </w:p>
+    <w:p>
+      <w:r/>
+    </w:p>
+    <w:p>
+      <w:r>
+        <w:rPr>
+          <w:b/>
+        </w:rPr>
+        <w:t>9. Competency of Control Owner / Performer (EASE – CDA Job Aid §4.4)</w:t>
+      </w:r>
+    </w:p>
+    <w:p>
+      <w:r>
+        <w:t>Based on inquiry (2025 walkthrough) and the 2026 evidence, the Control Owner / Executor (Jose Luis Martinez Avial, BSI Development Director) and the Development Manager (Guillermo Sanchez Rodriguez) demonstrated an appropriate understanding of the control purpose, the implementation plan content (tasks, components, rollback), the approvals required in ServiceNow and the CAB post-implementation review. They hold the authority to approve T24 production changes; Change Management (Angela Rojas Molano, Joshua De Leon) approves for CAB. Competency to be re-confirmed in the 2026 walkthrough.</w:t>
+      </w:r>
+    </w:p>
+    <w:p>
+      <w:r/>
+    </w:p>
+    <w:p>
+      <w:r>
+        <w:rPr>
+          <w:b/>
+        </w:rPr>
+        <w:t>10. Overall CDA Comment – Overall Control Design Assessment Rating (EASE Q10 – CDA Job Aid §4.6)</w:t>
+      </w:r>
+    </w:p>
+    <w:p>
+      <w:r>
+        <w:t>The control is appropriately designed to mitigate BSI.IT.23.R6 Improper Coding Practices. The trigger (every production deployment) is appropriate because the plan is approved before implementation. Execution is evidenced by the implementation plans, approval lists, work notes and CAB reviews retained in ServiceNow, and the evidence process is clear, practical and sustainable. The control is aligned with the SDLC Standard, the BSI SDLC process map (steps 2.4 – 2.6) and the Change Management process. No threshold is directly associated with this control. Escalation is fully defined and implemented (mandatory rollback). The information used is moderately reliable because plans are prepared and attached manually. The control nature of Manual is appropriate because the developers document the plan and the stakeholders approve it. Based on the walkthrough and evidence for both samples, the design rating is Satisfactory.</w:t>
       </w:r>
     </w:p>
     <w:p>

--- a/SDLC 2026 - BSI Control Testing/BSI.IT.23.C25 Implement & Deployment/BSI.IT.23.C25_Implement_and_Deployment_Testing_Procedures.docx
+++ b/SDLC 2026 - BSI Control Testing/BSI.IT.23.C25 Implement & Deployment/BSI.IT.23.C25_Implement_and_Deployment_Testing_Procedures.docx
@@ -967,11 +967,10 @@
         <w:rPr>
           <w:b/>
         </w:rPr>
-        <w:t>Test Result: Pass (accuracy) / Pending (completeness).</w:t>
-      </w:r>
-      <w:r>
-        <w:rPr/>
-        <w:t xml:space="preserve"> The population is accurate. Completeness will be concluded once the production release list and the PMO explanation for projects 3512 and 3625 are received (Open Item OI-03, common to all BSI SDLC controls).</w:t>
+        <w:t>Test Result: Pass (accuracy). The population is accurate. Completeness could not be re-performed because no independent release list was provided (observation OBS-11, common to all BSI SDLC controls); this does not affect the sample results.</w:t>
+      </w:r>
+      <w:r>
+        <w:rPr/>
       </w:r>
     </w:p>
     <w:p>
@@ -1478,19 +1477,18 @@
       </w:pPr>
       <w:r>
         <w:rPr/>
-        <w:t>In all four releases the final version of the plan was attached after the last approval was recorded (but before deployment). Earlier versions were deleted from the ticket, so IT RCSA could not confirm that the approved version and the deployed version are the same (OBS-10 / OI-06). For SL R01 the plan attached at the time of the change approvals (02/24/2026) was named "SLW_Cornercard_Deployment Plan.xlsx"; the Security Lending plan was attached on 03/11 – 03/12/2026.</w:t>
-      </w:r>
-    </w:p>
-    <w:p>
-      <w:r>
-        <w:rPr>
-          <w:b/>
-        </w:rPr>
-        <w:t>Test Result: Pass (preliminary).</w:t>
-      </w:r>
-      <w:r>
-        <w:rPr/>
-        <w:t xml:space="preserve"> Approvals were documented, given by the relevant stakeholders and recorded before production for all four releases. The conclusion is subject to OI-06 (post-approval plan revisions).</w:t>
+        <w:t>In all four releases the final version of the plan was attached after the last approval was recorded (but before deployment). Earlier versions were deleted from the ticket, so IT RCSA could not confirm that the approved version and the deployed version are the same (OBS-10 / OBS-10). For SL R01 the plan attached at the time of the change approvals (02/24/2026) was named "SLW_Cornercard_Deployment Plan.xlsx"; the Security Lending plan was attached on 03/11 – 03/12/2026.</w:t>
+      </w:r>
+    </w:p>
+    <w:p>
+      <w:r>
+        <w:rPr>
+          <w:b/>
+        </w:rPr>
+        <w:t>Test Result: Pass. Approvals were documented, given by the relevant stakeholders and recorded before production for all four releases. The conclusion is observation OBS-10 (post-approval plan revisions).</w:t>
+      </w:r>
+      <w:r>
+        <w:rPr/>
       </w:r>
     </w:p>
     <w:p>
@@ -1542,19 +1540,18 @@
       </w:pPr>
       <w:r>
         <w:rPr/>
-        <w:t>Observations (no exception): SL R01 Deployment Plan "Roll Back" rows left blank, with rollback documented in the ticket (OBS-03); final plan versions attached after the approvals in all four releases (OBS-10 / OI-06).</w:t>
-      </w:r>
-    </w:p>
-    <w:p>
-      <w:r>
-        <w:rPr>
-          <w:b/>
-        </w:rPr>
-        <w:t>Test Result: Pass – no exceptions.</w:t>
-      </w:r>
-      <w:r>
-        <w:rPr/>
-        <w:t xml:space="preserve"> Per the RCSA Testing Procedure (§4.4.8), the post-approval plan revisions were evaluated for nature, frequency and impact: they affect all four releases (systemic, not isolated), but rollback and implementation steps were approved in the ticket fields and all deployments closed successfully. The item is tracked as OI-06 rather than an exception pending management confirmation.</w:t>
+        <w:t>Observations (no exception): SL R01 Deployment Plan "Roll Back" rows left blank, with rollback documented in the ticket (OBS-03); final plan versions attached after the approvals in all four releases (OBS-10 / OBS-10).</w:t>
+      </w:r>
+    </w:p>
+    <w:p>
+      <w:r>
+        <w:rPr>
+          <w:b/>
+        </w:rPr>
+        <w:t>Test Result: Pass – no exceptions. Per the RCSA Testing Procedure (§4.4.8), the post-approval plan revisions were evaluated for nature, frequency and impact: they affect all four releases (systemic, not isolated), but rollback and implementation steps were approved in the ticket fields and all deployments closed successfully. The item is reported as observation OBS-10, not an exception.</w:t>
+      </w:r>
+      <w:r>
+        <w:rPr/>
       </w:r>
     </w:p>
     <w:p>
@@ -1724,7 +1721,7 @@
       </w:r>
       <w:r>
         <w:rPr/>
-        <w:t xml:space="preserve"> 100 change initiatives in Delivery Hub, of which 2 SDLC projects (4 production releases). Accuracy validated against ServiceNow; completeness pending OI-03.</w:t>
+        <w:t xml:space="preserve"> 100 change initiatives in Delivery Hub, of which 2 SDLC projects (4 production releases). Accuracy validated against ServiceNow; completeness not re-performed (OBS-11).</w:t>
       </w:r>
     </w:p>
     <w:p>
@@ -1784,7 +1781,7 @@
       </w:r>
       <w:r>
         <w:rPr/>
-        <w:t xml:space="preserve"> 4 of 4 Pass (subject to OI-06).</w:t>
+        <w:t xml:space="preserve"> 4 of 4 Pass (observation OBS-10).</w:t>
       </w:r>
     </w:p>
     <w:p>
@@ -1824,19 +1821,18 @@
       </w:r>
       <w:r>
         <w:rPr/>
-        <w:t xml:space="preserve"> Design – Satisfactory. Performance – Satisfactory (preliminary, subject to OI-03 and OI-06). Manual control – per the RCSA Testing Procedure (§4.4.6) the rating cannot exceed Satisfactory.</w:t>
-      </w:r>
-    </w:p>
-    <w:p>
-      <w:r>
-        <w:rPr>
-          <w:b/>
-        </w:rPr>
-        <w:t>Test Result: Completed – pending open items.</w:t>
-      </w:r>
-      <w:r>
-        <w:rPr/>
-        <w:t xml:space="preserve"> Testing coverage was sufficient. The final rating will be confirmed when Open Items OI-03 and OI-06 are closed.</w:t>
+        <w:t xml:space="preserve"> Design – Satisfactory. Performance – Satisfactory (observations OBS-10, OBS-11). Manual control – per the RCSA Testing Procedure (§4.4.6) the rating cannot exceed Satisfactory.</w:t>
+      </w:r>
+    </w:p>
+    <w:p>
+      <w:r>
+        <w:rPr>
+          <w:b/>
+        </w:rPr>
+        <w:t>Test Result: Completed. Testing coverage was sufficient. Observations OBS-10 and OBS-11 do not change the result.</w:t>
+      </w:r>
+      <w:r>
+        <w:rPr/>
       </w:r>
     </w:p>
     <w:p>
@@ -1914,7 +1910,7 @@
         <w:rPr>
           <w:b/>
         </w:rPr>
-        <w:t xml:space="preserve">OI-03: </w:t>
+        <w:t xml:space="preserve">OBS-11: </w:t>
       </w:r>
       <w:r>
         <w:t>Description – No independent production release list provided. Projects 3512 and 3625 have a blank SDLC flag.; Action – Obtain ServiceNow release list and PMO explanation (common to all SDLC controls).</w:t>
@@ -1933,7 +1929,7 @@
         <w:rPr>
           <w:b/>
         </w:rPr>
-        <w:t xml:space="preserve">OI-06: </w:t>
+        <w:t xml:space="preserve">OBS-10: </w:t>
       </w:r>
       <w:r>
         <w:t>Description – In all four releases the final implementation plan was attached after the last approval; earlier versions were deleted. SL R01 plan attached at approval time was named "Cornercard".; Action – Obtain control owner confirmation that post-approval revisions were non-substantive (or earlier versions), and whether Change Management requires re-approval of revised plans.</w:t>
